--- a/Doc/Overview/WF_GDD_STORY_v1.0.docx
+++ b/Doc/Overview/WF_GDD_STORY_v1.0.docx
@@ -15173,25 +15173,7 @@
           <w:kern w:val="0"/>
           <w14:ligatures w14:val="none"/>
         </w:rPr>
-        <w:t xml:space="preserve">Main </w:t>
-      </w:r>
-      <w:proofErr w:type="spellStart"/>
-      <w:r>
-        <w:rPr>
-          <w:rFonts w:ascii="Times New Roman" w:hAnsi="Times New Roman" w:cs="Times New Roman"/>
-          <w:kern w:val="0"/>
-          <w14:ligatures w14:val="none"/>
-        </w:rPr>
-        <w:t>Story</w:t>
-      </w:r>
-      <w:proofErr w:type="spellEnd"/>
-      <w:r>
-        <w:rPr>
-          <w:rFonts w:ascii="Times New Roman" w:hAnsi="Times New Roman" w:cs="Times New Roman"/>
-          <w:kern w:val="0"/>
-          <w14:ligatures w14:val="none"/>
-        </w:rPr>
-        <w:t xml:space="preserve"> không được phụ thuộc tuyệt đối vào sự tồn tại của một NPC duy nhất.</w:t>
+        <w:t>Main Story phân biệt rõ Key NPCs (nhân vật độc nhất với danh tính cố định, vai trò chuyên gia) và Common NPCs (quần thể dân cư thông thường), đồng thời không phụ thuộc tuyệt đối vào một NPC duy nhất.</w:t>
       </w:r>
     </w:p>
     <w:p>
